--- a/Theory Assignment/WD - CSS and CSS 3/WD - CSS and CSS 3.docx
+++ b/Theory Assignment/WD - CSS and CSS 3/WD - CSS and CSS 3.docx
@@ -1673,6 +1673,17 @@
     </w:p>
     <w:p>
       <w:pPr>
+        <w:rPr>
+          <w:rFonts w:ascii="Times New Roman" w:hAnsi="Times New Roman" w:cs="Times New Roman"/>
+          <w:b/>
+          <w:bCs/>
+          <w:sz w:val="24"/>
+          <w:szCs w:val="24"/>
+        </w:rPr>
+      </w:pPr>
+    </w:p>
+    <w:p>
+      <w:pPr>
         <w:pStyle w:val="ListParagraph"/>
         <w:numPr>
           <w:ilvl w:val="0"/>
@@ -1694,6 +1705,7 @@
           <w:sz w:val="24"/>
           <w:szCs w:val="24"/>
         </w:rPr>
+        <w:lastRenderedPageBreak/>
         <w:t xml:space="preserve">Name a few </w:t>
       </w:r>
       <w:proofErr w:type="gramStart"/>
@@ -1728,7 +1740,6 @@
           <w:b/>
           <w:bCs/>
         </w:rPr>
-        <w:lastRenderedPageBreak/>
         <w:t xml:space="preserve">Ans:- </w:t>
       </w:r>
       <w:r>
@@ -2008,6 +2019,7 @@
         </w:numPr>
       </w:pPr>
       <w:r>
+        <w:lastRenderedPageBreak/>
         <w:t>p → Selector</w:t>
       </w:r>
     </w:p>
@@ -2032,7 +2044,6 @@
         </w:numPr>
       </w:pPr>
       <w:r>
-        <w:lastRenderedPageBreak/>
         <w:t>red, 18px → Values</w:t>
       </w:r>
     </w:p>
@@ -2527,17 +2538,7 @@
           <w:sz w:val="24"/>
           <w:szCs w:val="24"/>
         </w:rPr>
-        <w:t>Syntax</w:t>
-      </w:r>
-      <w:r>
-        <w:rPr>
-          <w:rFonts w:ascii="Times New Roman" w:hAnsi="Times New Roman" w:cs="Times New Roman"/>
-          <w:b/>
-          <w:bCs/>
-          <w:sz w:val="24"/>
-          <w:szCs w:val="24"/>
-        </w:rPr>
-        <w:t xml:space="preserve"> :</w:t>
+        <w:t>Syntax :</w:t>
       </w:r>
     </w:p>
     <w:p>
@@ -2575,17 +2576,8 @@
           <w:sz w:val="24"/>
           <w:szCs w:val="24"/>
         </w:rPr>
-        <w:t>Example</w:t>
-      </w:r>
-      <w:r>
-        <w:rPr>
-          <w:rFonts w:ascii="Times New Roman" w:hAnsi="Times New Roman" w:cs="Times New Roman"/>
-          <w:b/>
-          <w:bCs/>
-          <w:sz w:val="24"/>
-          <w:szCs w:val="24"/>
-        </w:rPr>
-        <w:t xml:space="preserve"> :</w:t>
+        <w:lastRenderedPageBreak/>
+        <w:t>Example :</w:t>
       </w:r>
     </w:p>
     <w:p>
@@ -2603,7 +2595,6 @@
           <w:sz w:val="24"/>
           <w:szCs w:val="24"/>
         </w:rPr>
-        <w:lastRenderedPageBreak/>
         <w:t>body {</w:t>
       </w:r>
     </w:p>
@@ -3317,6 +3308,7 @@
           <w:sz w:val="24"/>
           <w:szCs w:val="24"/>
         </w:rPr>
+        <w:lastRenderedPageBreak/>
         <w:t xml:space="preserve">Which property controls the image scroll in the background? </w:t>
       </w:r>
     </w:p>
@@ -3336,7 +3328,6 @@
           <w:sz w:val="24"/>
           <w:szCs w:val="24"/>
         </w:rPr>
-        <w:lastRenderedPageBreak/>
         <w:t xml:space="preserve">Ans:- </w:t>
       </w:r>
       <w:r>
@@ -3948,6 +3939,7 @@
           <w:sz w:val="24"/>
           <w:szCs w:val="24"/>
         </w:rPr>
+        <w:lastRenderedPageBreak/>
         <w:t xml:space="preserve">How to center block elements using CSS1? </w:t>
       </w:r>
     </w:p>
@@ -3967,7 +3959,6 @@
           <w:sz w:val="24"/>
           <w:szCs w:val="24"/>
         </w:rPr>
-        <w:lastRenderedPageBreak/>
         <w:t xml:space="preserve">Ans:- </w:t>
       </w:r>
       <w:r>
@@ -4518,6 +4509,7 @@
           <w:sz w:val="24"/>
           <w:szCs w:val="24"/>
         </w:rPr>
+        <w:lastRenderedPageBreak/>
         <w:t>Example</w:t>
       </w:r>
     </w:p>
@@ -4536,7 +4528,6 @@
           <w:sz w:val="24"/>
           <w:szCs w:val="24"/>
         </w:rPr>
-        <w:lastRenderedPageBreak/>
         <w:t>&lt;head&gt;</w:t>
       </w:r>
     </w:p>
@@ -5126,6 +5117,7 @@
           <w:sz w:val="24"/>
           <w:szCs w:val="24"/>
         </w:rPr>
+        <w:lastRenderedPageBreak/>
         <w:t>}</w:t>
       </w:r>
     </w:p>
@@ -5147,7 +5139,6 @@
           <w:sz w:val="24"/>
           <w:szCs w:val="24"/>
         </w:rPr>
-        <w:lastRenderedPageBreak/>
         <w:t>p {</w:t>
       </w:r>
     </w:p>
@@ -5666,6 +5657,7 @@
           <w:sz w:val="24"/>
           <w:szCs w:val="24"/>
         </w:rPr>
+        <w:lastRenderedPageBreak/>
         <w:t>p {</w:t>
       </w:r>
     </w:p>
@@ -5702,7 +5694,6 @@
           <w:sz w:val="24"/>
           <w:szCs w:val="24"/>
         </w:rPr>
-        <w:lastRenderedPageBreak/>
         <w:t xml:space="preserve">  color: green;</w:t>
       </w:r>
     </w:p>
@@ -5763,14 +5754,7 @@
           <w:sz w:val="24"/>
           <w:szCs w:val="24"/>
         </w:rPr>
-        <w:t xml:space="preserve">Ans:- </w:t>
-      </w:r>
-      <w:r>
-        <w:rPr>
-          <w:sz w:val="24"/>
-          <w:szCs w:val="24"/>
-        </w:rPr>
-        <w:t>Advantages of External Style Sheets</w:t>
+        <w:t>Ans:- Advantages of External Style Sheets</w:t>
       </w:r>
     </w:p>
     <w:p>
@@ -6286,6 +6270,7 @@
           <w:sz w:val="24"/>
           <w:szCs w:val="24"/>
         </w:rPr>
+        <w:lastRenderedPageBreak/>
         <w:t>.box { background-color: yellow; }</w:t>
       </w:r>
     </w:p>
@@ -6375,7 +6360,6 @@
           <w:sz w:val="24"/>
           <w:szCs w:val="24"/>
         </w:rPr>
-        <w:lastRenderedPageBreak/>
         <w:t>What are the media types allowed by CSS?</w:t>
       </w:r>
     </w:p>
